--- a/az/wisdom-stories/share-what-you-know.docx
+++ b/az/wisdom-stories/share-what-you-know.docx
@@ -61,7 +61,7 @@
         <w:rPr>
           <w:lang/>
         </w:rPr>
-        <w:t xml:space="preserve"> Bildiyini təvazökarlıqla bölüş, eşitdiyini düşünərək dəyərləndir, yeri gələndə susmağı bacar. İnsanları nə alçalt, nə də şişirdilmiş təriflərlə ucalt — onları olduğu kimi gör, dəyərini ədalətlə ver.</w:t>
+        <w:t xml:space="preserve"> Bildiyini təvazökarlıqla bölüş, eşitdiyini düşünərək dəyərləndir, yeri gələndə susmağı bacar. İnsanları nə alçalt, nə də şişirdilmiş təriflərlə ucalt — onları olduqları kimi gör, dəyərlərini ədalətlə müəyyən et.</w:t>
       </w:r>
     </w:p>
     <w:p>
